--- a/pr-preview/pr-15/chapters/continuous-integration-tracked-changes.docx
+++ b/pr-preview/pr-15/chapters/continuous-integration-tracked-changes.docx
@@ -16,7 +16,7 @@
       </w:pPr>
       <w:del w:id="1" w:author="PR Preview" w:date="2026-01-01T00:00:00Z">
         <w:r>
-          <w:delText xml:space="preserve">Last modified: 2026-10-11 21:04:29 (PDT)</w:delText>
+          <w:delText xml:space="preserve">Last modified: 2026-10-12 00:36:52 (PDT)</w:delText>
         </w:r>
       </w:del>
     </w:p>
@@ -26,7 +26,7 @@
       </w:pPr>
       <w:ins w:id="2" w:author="PR Preview" w:date="2026-01-01T00:00:00Z">
         <w:r>
-          <w:t xml:space="preserve">Last modified: 2026-10-11 23:36:09 (PDT)</w:t>
+          <w:t xml:space="preserve">Last modified: 2026-10-12 01:03:54 (PDT)</w:t>
         </w:r>
       </w:ins>
     </w:p>
@@ -8582,7 +8582,7 @@
       </w:r>
     </w:p>
     <w:bookmarkEnd w:id="73"/>
-    <w:bookmarkStart w:id="81" w:name="additional-resources"/>
+    <w:bookmarkStart w:id="82" w:name="additional-resources"/>
     <w:p>
       <w:pPr>
         <w:pStyle w:val="Heading2"/>
@@ -8730,6 +8730,35 @@
           <w:rPr>
             <w:rStyle w:val="Hyperlink"/>
           </w:rPr>
+          <w:t xml:space="preserve">r-codeberg</w:t>
+        </w:r>
+      </w:hyperlink>
+      <w:r>
+        <w:t xml:space="preserve"> </w:t>
+      </w:r>
+      <w:r>
+        <w:t xml:space="preserve">-</w:t>
+      </w:r>
+      <w:r>
+        <w:t xml:space="preserve"> </w:t>
+      </w:r>
+      <w:r>
+        <w:t xml:space="preserve">community organization supporting R package development and hosting on Codeberg</w:t>
+      </w:r>
+    </w:p>
+    <w:p>
+      <w:pPr>
+        <w:pStyle w:val="Compact"/>
+        <w:numPr>
+          <w:ilvl w:val="0"/>
+          <w:numId w:val="1027"/>
+        </w:numPr>
+      </w:pPr>
+      <w:hyperlink r:id="rId79">
+        <w:r>
+          <w:rPr>
+            <w:rStyle w:val="Hyperlink"/>
+          </w:rPr>
           <w:t xml:space="preserve">r-codeberg migration guide</w:t>
         </w:r>
       </w:hyperlink>
@@ -8760,7 +8789,7 @@
           <w:numId w:val="1027"/>
         </w:numPr>
       </w:pPr>
-      <w:hyperlink r:id="rId79">
+      <w:hyperlink r:id="rId80">
         <w:r>
           <w:rPr>
             <w:rStyle w:val="Hyperlink"/>
@@ -8795,7 +8824,7 @@
           <w:numId w:val="1027"/>
         </w:numPr>
       </w:pPr>
-      <w:hyperlink r:id="rId80">
+      <w:hyperlink r:id="rId81">
         <w:r>
           <w:rPr>
             <w:rStyle w:val="Hyperlink"/>
@@ -8845,7 +8874,7 @@
         <w:t xml:space="preserve">- real-time status of GitHub services</w:t>
       </w:r>
     </w:p>
-    <w:bookmarkEnd w:id="81"/>
+    <w:bookmarkEnd w:id="82"/>
     <w:sectPr>
       <w:footnotePr>
         <w:numRestart w:val="eachSect"/>

--- a/pr-preview/pr-15/chapters/continuous-integration-tracked-changes.docx
+++ b/pr-preview/pr-15/chapters/continuous-integration-tracked-changes.docx
@@ -16,7 +16,7 @@
       </w:pPr>
       <w:del w:id="1" w:author="PR Preview" w:date="2026-01-01T00:00:00Z">
         <w:r>
-          <w:delText xml:space="preserve">Last modified: 2026-10-12 00:36:52 (PDT)</w:delText>
+          <w:delText xml:space="preserve">Last modified: 2026-10-12 01:04:11 (PDT)</w:delText>
         </w:r>
       </w:del>
     </w:p>
@@ -26,7 +26,7 @@
       </w:pPr>
       <w:ins w:id="2" w:author="PR Preview" w:date="2026-01-01T00:00:00Z">
         <w:r>
-          <w:t xml:space="preserve">Last modified: 2026-10-12 01:03:54 (PDT)</w:t>
+          <w:t xml:space="preserve">Last modified: 2026-10-12 01:10:28 (PDT)</w:t>
         </w:r>
       </w:ins>
     </w:p>
@@ -37,7 +37,7 @@
       <w:bookmarkStart w:id="9" w:name="sec-r-ci"/>
       <w:bookmarkEnd w:id="9"/>
     </w:p>
-    <w:bookmarkStart w:id="23" w:name="understanding-github-actions"/>
+    <w:bookmarkStart w:id="23" w:name="sec-understanding-github-actions"/>
     <w:p>
       <w:pPr>
         <w:pStyle w:val="Heading2"/>
@@ -2367,7 +2367,7 @@
       </w:r>
     </w:p>
     <w:bookmarkEnd w:id="35"/>
-    <w:bookmarkStart w:id="36" w:name="how-github-actions-workflows-work"/>
+    <w:bookmarkStart w:id="36" w:name="sec-how-github-actions-workflows-work"/>
     <w:p>
       <w:pPr>
         <w:pStyle w:val="Heading2"/>
@@ -2527,7 +2527,7 @@
       </w:r>
     </w:p>
     <w:bookmarkEnd w:id="36"/>
-    <w:bookmarkStart w:id="41" w:name="workflow-files-and-security"/>
+    <w:bookmarkStart w:id="41" w:name="sec-workflow-files-and-security"/>
     <w:p>
       <w:pPr>
         <w:pStyle w:val="Heading2"/>
@@ -4656,7 +4656,7 @@
     </w:p>
     <w:bookmarkEnd w:id="53"/>
     <w:bookmarkEnd w:id="54"/>
-    <w:bookmarkStart w:id="57" w:name="troubleshooting-failed-workflows"/>
+    <w:bookmarkStart w:id="57" w:name="sec-troubleshooting-failed-workflows"/>
     <w:p>
       <w:pPr>
         <w:pStyle w:val="Heading2"/>
@@ -8187,7 +8187,7 @@
     </w:tbl>
     <w:bookmarkEnd w:id="69"/>
     <w:bookmarkEnd w:id="70"/>
-    <w:bookmarkStart w:id="73" w:name="fast-package-installation-with-r2u"/>
+    <w:bookmarkStart w:id="73" w:name="sec-fast-package-installation-with-r2u"/>
     <w:p>
       <w:pPr>
         <w:pStyle w:val="Heading2"/>
@@ -8582,7 +8582,7 @@
       </w:r>
     </w:p>
     <w:bookmarkEnd w:id="73"/>
-    <w:bookmarkStart w:id="82" w:name="additional-resources"/>
+    <w:bookmarkStart w:id="82" w:name="X1f638d620b06beefabe441ba104e0a774bd4d9f"/>
     <w:p>
       <w:pPr>
         <w:pStyle w:val="Heading2"/>
